--- a/save_data/דוח נומרולוגי - רומי פישמן - 14041986.docx
+++ b/save_data/דוח נומרולוגי - רומי פישמן - 14041986.docx
@@ -32,7 +32,7 @@
         <w:jc w:val="right"/>
       </w:pPr>
       <w:r>
-        <w:t>תאריך הפקת הדוח: 17/05/2025</w:t>
+        <w:t>תאריך הפקת הדוח: 19/05/2025</w:t>
       </w:r>
     </w:p>
     <w:p>
@@ -539,6 +539,182 @@
       <w:pPr>
         <w:jc w:val="right"/>
       </w:pPr>
+    </w:p>
+    <w:p>
+      <w:pPr>
+        <w:pStyle w:val="Heading1"/>
+        <w:jc w:val="right"/>
+      </w:pPr>
+      <w:r>
+        <w:t>רבעונים אישיים לפי מיכל גרין</w:t>
+      </w:r>
+    </w:p>
+    <w:p>
+      <w:pPr>
+        <w:jc w:val="right"/>
+      </w:pPr>
+      <w:r>
+        <w:t>רבעון ראשון: 6</w:t>
+      </w:r>
+    </w:p>
+    <w:p>
+      <w:pPr>
+        <w:jc w:val="right"/>
+      </w:pPr>
+      <w:r>
+        <w:t>[קובץ פרשנות לא נמצא: D:\pycharm\projects\NumerologyReportGenerator\interpretations\women\quarters\6_f.txt]</w:t>
+      </w:r>
+    </w:p>
+    <w:p>
+      <w:pPr>
+        <w:jc w:val="right"/>
+      </w:pPr>
+      <w:r>
+        <w:t>רבעון שני: 6</w:t>
+      </w:r>
+    </w:p>
+    <w:p>
+      <w:pPr>
+        <w:jc w:val="right"/>
+      </w:pPr>
+      <w:r>
+        <w:t>[קובץ פרשנות לא נמצא: D:\pycharm\projects\NumerologyReportGenerator\interpretations\women\quarters\6_f.txt]</w:t>
+      </w:r>
+    </w:p>
+    <w:p>
+      <w:pPr>
+        <w:jc w:val="right"/>
+      </w:pPr>
+      <w:r>
+        <w:t>רבעון שלישי: 3</w:t>
+      </w:r>
+    </w:p>
+    <w:p>
+      <w:pPr>
+        <w:jc w:val="right"/>
+      </w:pPr>
+      <w:r>
+        <w:t>[קובץ פרשנות לא נמצא: D:\pycharm\projects\NumerologyReportGenerator\interpretations\women\quarters\3_f.txt]</w:t>
+      </w:r>
+    </w:p>
+    <w:p>
+      <w:pPr>
+        <w:jc w:val="right"/>
+      </w:pPr>
+      <w:r>
+        <w:t>רבעון רביעי: 9</w:t>
+      </w:r>
+    </w:p>
+    <w:p>
+      <w:pPr>
+        <w:jc w:val="right"/>
+      </w:pPr>
+      <w:r>
+        <w:t>[קובץ פרשנות לא נמצא: D:\pycharm\projects\NumerologyReportGenerator\interpretations\women\quarters\9_f.txt]</w:t>
+      </w:r>
+    </w:p>
+    <w:p>
+      <w:pPr>
+        <w:jc w:val="right"/>
+      </w:pPr>
+    </w:p>
+    <w:p>
+      <w:pPr>
+        <w:pStyle w:val="Heading2"/>
+        <w:jc w:val="right"/>
+      </w:pPr>
+      <w:r>
+        <w:t>פירוש רצפים של 2 ספרות</w:t>
+      </w:r>
+    </w:p>
+    <w:p>
+      <w:pPr>
+        <w:jc w:val="right"/>
+      </w:pPr>
+      <w:r>
+        <w:t>66 → 66:</w:t>
+      </w:r>
+    </w:p>
+    <w:p>
+      <w:pPr>
+        <w:jc w:val="right"/>
+      </w:pPr>
+      <w:r>
+        <w:t>﻿66: משפחה, זוגיות, נישואין, בית.</w:t>
+      </w:r>
+    </w:p>
+    <w:p>
+      <w:pPr>
+        <w:jc w:val="right"/>
+      </w:pPr>
+      <w:r>
+        <w:t>63 → 63:</w:t>
+      </w:r>
+    </w:p>
+    <w:p>
+      <w:pPr>
+        <w:jc w:val="right"/>
+      </w:pPr>
+      <w:r>
+        <w:t>[קובץ פרשנות לא נמצא: D:\pycharm\projects\NumerologyReportGenerator\interpretations\women\quarters\63_f.txt]</w:t>
+      </w:r>
+    </w:p>
+    <w:p>
+      <w:pPr>
+        <w:jc w:val="right"/>
+      </w:pPr>
+      <w:r>
+        <w:t>39 → 39:</w:t>
+      </w:r>
+    </w:p>
+    <w:p>
+      <w:pPr>
+        <w:jc w:val="right"/>
+      </w:pPr>
+      <w:r>
+        <w:t>﻿39: קשר עם חו"ל מומלץ לעבודה או לכייף, יצירתיות, העברת מסרים לילדים</w:t>
+      </w:r>
+    </w:p>
+    <w:p>
+      <w:pPr>
+        <w:pStyle w:val="Heading2"/>
+        <w:jc w:val="right"/>
+      </w:pPr>
+      <w:r>
+        <w:t>פירוש רצפים של 3 ספרות</w:t>
+      </w:r>
+    </w:p>
+    <w:p>
+      <w:pPr>
+        <w:jc w:val="right"/>
+      </w:pPr>
+      <w:r>
+        <w:t>663 → 663:</w:t>
+      </w:r>
+    </w:p>
+    <w:p>
+      <w:pPr>
+        <w:jc w:val="right"/>
+      </w:pPr>
+      <w:r>
+        <w:t>[קובץ פרשנות לא נמצא: D:\pycharm\projects\NumerologyReportGenerator\interpretations\women\quarters\663_f.txt]</w:t>
+      </w:r>
+    </w:p>
+    <w:p>
+      <w:pPr>
+        <w:jc w:val="right"/>
+      </w:pPr>
+      <w:r>
+        <w:t>639 → 639:</w:t>
+      </w:r>
+    </w:p>
+    <w:p>
+      <w:pPr>
+        <w:jc w:val="right"/>
+      </w:pPr>
+      <w:r>
+        <w:t>[קובץ פרשנות לא נמצא: D:\pycharm\projects\NumerologyReportGenerator\interpretations\women\quarters\639_f.txt]</w:t>
+      </w:r>
     </w:p>
     <w:p>
       <w:pPr>
